--- a/вкр_2_РиМ/output/ВКР_итог_исправлено.docx
+++ b/вкр_2_РиМ/output/ВКР_итог_исправлено.docx
@@ -104,7 +104,18 @@
           <w:sz w:val="28"/>
           <w:szCs w:val="28"/>
         </w:rPr>
-        <w:t>СОДЕРЖАНИЕ</w:t>
+        <w:t>СОДЕРЖАН</w:t>
+      </w:r>
+      <w:bookmarkStart w:id="24" w:name="_GoBack"/>
+      <w:bookmarkEnd w:id="24"/>
+      <w:r>
+        <w:rPr>
+          <w:rFonts w:hint="default" w:ascii="Times New Roman Regular" w:hAnsi="Times New Roman Regular" w:cs="Times New Roman Regular"/>
+          <w:i w:val="0"/>
+          <w:sz w:val="28"/>
+          <w:szCs w:val="28"/>
+        </w:rPr>
+        <w:t>ИЕ</w:t>
       </w:r>
       <w:r>
         <w:rPr>
@@ -3870,7 +3881,7 @@
         <w:pageBreakBefore w:val="0"/>
         <w:spacing w:before="0" w:after="0" w:line="360" w:lineRule="auto"/>
         <w:ind w:left="709"/>
-        <w:jc w:val="left"/>
+        <w:jc w:val="both"/>
         <w:rPr>
           <w:rFonts w:cs="Times New Roman"/>
           <w:sz w:val="28"/>
@@ -3891,7 +3902,7 @@
         <w:pageBreakBefore w:val="0"/>
         <w:spacing w:before="0" w:after="0" w:line="360" w:lineRule="auto"/>
         <w:ind w:left="709"/>
-        <w:jc w:val="left"/>
+        <w:jc w:val="both"/>
         <w:rPr>
           <w:rFonts w:cs="Times New Roman"/>
           <w:sz w:val="28"/>
@@ -3912,7 +3923,7 @@
         <w:pageBreakBefore w:val="0"/>
         <w:spacing w:before="0" w:after="0" w:line="360" w:lineRule="auto"/>
         <w:ind w:left="709"/>
-        <w:jc w:val="left"/>
+        <w:jc w:val="both"/>
         <w:rPr>
           <w:rFonts w:cs="Times New Roman"/>
           <w:sz w:val="28"/>
@@ -3933,7 +3944,7 @@
         <w:pageBreakBefore w:val="0"/>
         <w:spacing w:before="0" w:after="0" w:line="360" w:lineRule="auto"/>
         <w:ind w:left="709"/>
-        <w:jc w:val="left"/>
+        <w:jc w:val="both"/>
         <w:rPr>
           <w:rFonts w:cs="Times New Roman"/>
           <w:sz w:val="28"/>
@@ -3954,7 +3965,7 @@
         <w:pageBreakBefore w:val="0"/>
         <w:spacing w:before="0" w:after="0" w:line="360" w:lineRule="auto"/>
         <w:ind w:left="709"/>
-        <w:jc w:val="left"/>
+        <w:jc w:val="both"/>
         <w:rPr>
           <w:rFonts w:cs="Times New Roman"/>
           <w:sz w:val="28"/>
@@ -3975,7 +3986,7 @@
         <w:pageBreakBefore w:val="0"/>
         <w:spacing w:before="0" w:after="0" w:line="360" w:lineRule="auto"/>
         <w:ind w:left="709"/>
-        <w:jc w:val="left"/>
+        <w:jc w:val="both"/>
         <w:rPr>
           <w:rFonts w:cs="Times New Roman"/>
           <w:sz w:val="28"/>
@@ -7795,7 +7806,7 @@
       <w:pPr>
         <w:spacing w:before="0" w:after="0" w:line="360" w:lineRule="auto"/>
         <w:ind w:left="709"/>
-        <w:jc w:val="left"/>
+        <w:jc w:val="both"/>
       </w:pPr>
       <w:r>
         <w:rPr>
@@ -7810,7 +7821,7 @@
       <w:pPr>
         <w:spacing w:before="0" w:after="0" w:line="360" w:lineRule="auto"/>
         <w:ind w:left="709"/>
-        <w:jc w:val="left"/>
+        <w:jc w:val="both"/>
       </w:pPr>
       <w:r>
         <w:rPr>
@@ -7825,7 +7836,7 @@
       <w:pPr>
         <w:spacing w:before="0" w:after="0" w:line="360" w:lineRule="auto"/>
         <w:ind w:left="709"/>
-        <w:jc w:val="left"/>
+        <w:jc w:val="both"/>
       </w:pPr>
       <w:r>
         <w:rPr>
@@ -9243,7 +9254,7 @@
       <w:pPr>
         <w:spacing w:before="0" w:after="0" w:line="360" w:lineRule="auto"/>
         <w:ind w:left="709"/>
-        <w:jc w:val="left"/>
+        <w:jc w:val="both"/>
       </w:pPr>
       <w:r>
         <w:rPr>
@@ -9258,7 +9269,7 @@
       <w:pPr>
         <w:spacing w:before="0" w:after="0" w:line="360" w:lineRule="auto"/>
         <w:ind w:left="709"/>
-        <w:jc w:val="left"/>
+        <w:jc w:val="both"/>
       </w:pPr>
       <w:r>
         <w:rPr>
@@ -9273,7 +9284,7 @@
       <w:pPr>
         <w:spacing w:before="0" w:after="0" w:line="360" w:lineRule="auto"/>
         <w:ind w:left="709"/>
-        <w:jc w:val="left"/>
+        <w:jc w:val="both"/>
       </w:pPr>
       <w:r>
         <w:rPr>
@@ -9288,7 +9299,7 @@
       <w:pPr>
         <w:spacing w:before="0" w:after="0" w:line="360" w:lineRule="auto"/>
         <w:ind w:left="709"/>
-        <w:jc w:val="left"/>
+        <w:jc w:val="both"/>
       </w:pPr>
       <w:r>
         <w:rPr>
@@ -9381,7 +9392,7 @@
       <w:pPr>
         <w:spacing w:before="0" w:after="0" w:line="360" w:lineRule="auto"/>
         <w:ind w:left="709"/>
-        <w:jc w:val="left"/>
+        <w:jc w:val="both"/>
       </w:pPr>
       <w:r>
         <w:rPr>
@@ -9396,7 +9407,7 @@
       <w:pPr>
         <w:spacing w:before="0" w:after="0" w:line="360" w:lineRule="auto"/>
         <w:ind w:left="709"/>
-        <w:jc w:val="left"/>
+        <w:jc w:val="both"/>
       </w:pPr>
       <w:r>
         <w:rPr>
@@ -9411,7 +9422,7 @@
       <w:pPr>
         <w:spacing w:before="0" w:after="0" w:line="360" w:lineRule="auto"/>
         <w:ind w:left="709"/>
-        <w:jc w:val="left"/>
+        <w:jc w:val="both"/>
       </w:pPr>
       <w:r>
         <w:rPr>
@@ -9426,7 +9437,7 @@
       <w:pPr>
         <w:spacing w:before="0" w:after="0" w:line="360" w:lineRule="auto"/>
         <w:ind w:left="709"/>
-        <w:jc w:val="left"/>
+        <w:jc w:val="both"/>
       </w:pPr>
       <w:r>
         <w:rPr>
@@ -9441,7 +9452,7 @@
       <w:pPr>
         <w:spacing w:before="0" w:after="0" w:line="360" w:lineRule="auto"/>
         <w:ind w:left="709"/>
-        <w:jc w:val="left"/>
+        <w:jc w:val="both"/>
       </w:pPr>
       <w:r>
         <w:rPr>
@@ -10357,7 +10368,7 @@
       <w:pPr>
         <w:spacing w:before="0" w:after="0" w:line="360" w:lineRule="auto"/>
         <w:ind w:left="709"/>
-        <w:jc w:val="left"/>
+        <w:jc w:val="both"/>
       </w:pPr>
       <w:r>
         <w:rPr>
@@ -10372,7 +10383,7 @@
       <w:pPr>
         <w:spacing w:before="0" w:after="0" w:line="360" w:lineRule="auto"/>
         <w:ind w:left="709"/>
-        <w:jc w:val="left"/>
+        <w:jc w:val="both"/>
       </w:pPr>
       <w:r>
         <w:rPr>
@@ -10387,7 +10398,7 @@
       <w:pPr>
         <w:spacing w:before="0" w:after="0" w:line="360" w:lineRule="auto"/>
         <w:ind w:left="709"/>
-        <w:jc w:val="left"/>
+        <w:jc w:val="both"/>
       </w:pPr>
       <w:r>
         <w:rPr>
@@ -10402,7 +10413,7 @@
       <w:pPr>
         <w:spacing w:before="0" w:after="0" w:line="360" w:lineRule="auto"/>
         <w:ind w:left="709"/>
-        <w:jc w:val="left"/>
+        <w:jc w:val="both"/>
       </w:pPr>
       <w:r>
         <w:rPr>
@@ -10417,7 +10428,7 @@
       <w:pPr>
         <w:spacing w:before="0" w:after="0" w:line="360" w:lineRule="auto"/>
         <w:ind w:left="709"/>
-        <w:jc w:val="left"/>
+        <w:jc w:val="both"/>
       </w:pPr>
       <w:r>
         <w:rPr>
@@ -12417,7 +12428,7 @@
         <w:pageBreakBefore w:val="0"/>
         <w:spacing w:before="0" w:after="0" w:line="360" w:lineRule="auto"/>
         <w:ind w:left="709"/>
-        <w:jc w:val="left"/>
+        <w:jc w:val="both"/>
       </w:pPr>
       <w:r>
         <w:rPr>
@@ -12596,7 +12607,7 @@
         <w:pageBreakBefore w:val="0"/>
         <w:spacing w:before="0" w:after="0" w:line="360" w:lineRule="auto"/>
         <w:ind w:left="709"/>
-        <w:jc w:val="left"/>
+        <w:jc w:val="both"/>
       </w:pPr>
       <w:r>
         <w:rPr>
@@ -12621,7 +12632,7 @@
         <w:pageBreakBefore w:val="0"/>
         <w:spacing w:before="0" w:after="0" w:line="360" w:lineRule="auto"/>
         <w:ind w:left="709"/>
-        <w:jc w:val="left"/>
+        <w:jc w:val="both"/>
       </w:pPr>
       <w:r>
         <w:rPr>
@@ -12646,7 +12657,7 @@
         <w:pageBreakBefore w:val="0"/>
         <w:spacing w:before="0" w:after="0" w:line="360" w:lineRule="auto"/>
         <w:ind w:left="709"/>
-        <w:jc w:val="left"/>
+        <w:jc w:val="both"/>
       </w:pPr>
       <w:r>
         <w:rPr>
@@ -13021,7 +13032,7 @@
       <w:pPr>
         <w:spacing w:before="0" w:after="0" w:line="360" w:lineRule="auto"/>
         <w:ind w:left="709"/>
-        <w:jc w:val="left"/>
+        <w:jc w:val="both"/>
       </w:pPr>
       <w:r>
         <w:rPr>
@@ -13036,7 +13047,7 @@
       <w:pPr>
         <w:spacing w:before="0" w:after="0" w:line="360" w:lineRule="auto"/>
         <w:ind w:left="709"/>
-        <w:jc w:val="left"/>
+        <w:jc w:val="both"/>
       </w:pPr>
       <w:r>
         <w:rPr>
@@ -13051,7 +13062,7 @@
       <w:pPr>
         <w:spacing w:before="0" w:after="0" w:line="360" w:lineRule="auto"/>
         <w:ind w:left="709"/>
-        <w:jc w:val="left"/>
+        <w:jc w:val="both"/>
       </w:pPr>
       <w:r>
         <w:rPr>
@@ -15063,7 +15074,7 @@
         <w:pageBreakBefore w:val="0"/>
         <w:spacing w:before="0" w:after="0" w:line="360" w:lineRule="auto"/>
         <w:ind w:firstLine="0"/>
-        <w:jc w:val="left"/>
+        <w:jc w:val="both"/>
       </w:pPr>
       <w:r>
         <w:rPr>
@@ -15366,7 +15377,7 @@
       <w:pPr>
         <w:spacing w:before="0" w:after="0" w:line="360" w:lineRule="auto"/>
         <w:ind w:left="709"/>
-        <w:jc w:val="left"/>
+        <w:jc w:val="both"/>
       </w:pPr>
       <w:r>
         <w:rPr>
@@ -15381,7 +15392,7 @@
       <w:pPr>
         <w:spacing w:before="0" w:after="0" w:line="360" w:lineRule="auto"/>
         <w:ind w:left="709"/>
-        <w:jc w:val="left"/>
+        <w:jc w:val="both"/>
       </w:pPr>
       <w:r>
         <w:rPr>
@@ -15396,7 +15407,7 @@
       <w:pPr>
         <w:spacing w:before="0" w:after="0" w:line="360" w:lineRule="auto"/>
         <w:ind w:left="709"/>
-        <w:jc w:val="left"/>
+        <w:jc w:val="both"/>
       </w:pPr>
       <w:r>
         <w:rPr>
@@ -15452,7 +15463,7 @@
       <w:pPr>
         <w:spacing w:before="0" w:after="0" w:line="360" w:lineRule="auto"/>
         <w:ind w:left="709"/>
-        <w:jc w:val="left"/>
+        <w:jc w:val="both"/>
       </w:pPr>
       <w:r>
         <w:rPr>
@@ -15467,7 +15478,7 @@
       <w:pPr>
         <w:spacing w:before="0" w:after="0" w:line="360" w:lineRule="auto"/>
         <w:ind w:left="709"/>
-        <w:jc w:val="left"/>
+        <w:jc w:val="both"/>
       </w:pPr>
       <w:r>
         <w:rPr>
@@ -15482,7 +15493,7 @@
       <w:pPr>
         <w:spacing w:before="0" w:after="0" w:line="360" w:lineRule="auto"/>
         <w:ind w:left="709"/>
-        <w:jc w:val="left"/>
+        <w:jc w:val="both"/>
       </w:pPr>
       <w:r>
         <w:rPr>
@@ -15497,7 +15508,7 @@
       <w:pPr>
         <w:spacing w:before="0" w:after="0" w:line="360" w:lineRule="auto"/>
         <w:ind w:left="709"/>
-        <w:jc w:val="left"/>
+        <w:jc w:val="both"/>
       </w:pPr>
       <w:r>
         <w:rPr>
@@ -15531,7 +15542,7 @@
         <w:pageBreakBefore w:val="0"/>
         <w:spacing w:before="0" w:after="0" w:line="360" w:lineRule="auto"/>
         <w:ind w:left="709"/>
-        <w:jc w:val="left"/>
+        <w:jc w:val="both"/>
       </w:pPr>
       <w:r>
         <w:rPr>
@@ -15547,7 +15558,7 @@
         <w:pageBreakBefore w:val="0"/>
         <w:spacing w:before="0" w:after="0" w:line="360" w:lineRule="auto"/>
         <w:ind w:left="709"/>
-        <w:jc w:val="left"/>
+        <w:jc w:val="both"/>
       </w:pPr>
       <w:r>
         <w:rPr>
@@ -15563,7 +15574,7 @@
         <w:pageBreakBefore w:val="0"/>
         <w:spacing w:before="0" w:after="0" w:line="360" w:lineRule="auto"/>
         <w:ind w:left="709"/>
-        <w:jc w:val="left"/>
+        <w:jc w:val="both"/>
       </w:pPr>
       <w:r>
         <w:rPr>
@@ -17017,7 +17028,7 @@
       <w:pPr>
         <w:spacing w:before="0" w:after="0" w:line="360" w:lineRule="auto"/>
         <w:ind w:left="709"/>
-        <w:jc w:val="left"/>
+        <w:jc w:val="both"/>
       </w:pPr>
       <w:r>
         <w:rPr>
@@ -17032,7 +17043,7 @@
       <w:pPr>
         <w:spacing w:before="0" w:after="0" w:line="360" w:lineRule="auto"/>
         <w:ind w:left="709"/>
-        <w:jc w:val="left"/>
+        <w:jc w:val="both"/>
       </w:pPr>
       <w:r>
         <w:rPr>
@@ -17047,7 +17058,7 @@
       <w:pPr>
         <w:spacing w:before="0" w:after="0" w:line="360" w:lineRule="auto"/>
         <w:ind w:left="709"/>
-        <w:jc w:val="left"/>
+        <w:jc w:val="both"/>
       </w:pPr>
       <w:r>
         <w:rPr>
@@ -17062,7 +17073,7 @@
       <w:pPr>
         <w:spacing w:before="0" w:after="0" w:line="360" w:lineRule="auto"/>
         <w:ind w:left="709"/>
-        <w:jc w:val="left"/>
+        <w:jc w:val="both"/>
       </w:pPr>
       <w:r>
         <w:rPr>
@@ -17220,7 +17231,7 @@
         <w:pageBreakBefore w:val="0"/>
         <w:spacing w:before="0" w:after="0" w:line="360" w:lineRule="auto"/>
         <w:ind w:left="709"/>
-        <w:jc w:val="left"/>
+        <w:jc w:val="both"/>
       </w:pPr>
       <w:r>
         <w:rPr>
@@ -17236,7 +17247,7 @@
         <w:pageBreakBefore w:val="0"/>
         <w:spacing w:before="0" w:after="0" w:line="360" w:lineRule="auto"/>
         <w:ind w:left="709"/>
-        <w:jc w:val="left"/>
+        <w:jc w:val="both"/>
       </w:pPr>
       <w:r>
         <w:rPr>
@@ -17252,7 +17263,7 @@
         <w:pageBreakBefore w:val="0"/>
         <w:spacing w:before="0" w:after="0" w:line="360" w:lineRule="auto"/>
         <w:ind w:left="709"/>
-        <w:jc w:val="left"/>
+        <w:jc w:val="both"/>
       </w:pPr>
       <w:r>
         <w:rPr>
@@ -17268,7 +17279,7 @@
         <w:pageBreakBefore w:val="0"/>
         <w:spacing w:before="0" w:after="0" w:line="360" w:lineRule="auto"/>
         <w:ind w:left="709"/>
-        <w:jc w:val="left"/>
+        <w:jc w:val="both"/>
       </w:pPr>
       <w:r>
         <w:rPr>
@@ -17284,7 +17295,7 @@
         <w:pageBreakBefore w:val="0"/>
         <w:spacing w:before="0" w:after="0" w:line="360" w:lineRule="auto"/>
         <w:ind w:left="709"/>
-        <w:jc w:val="left"/>
+        <w:jc w:val="both"/>
       </w:pPr>
       <w:r>
         <w:rPr>
@@ -17300,7 +17311,7 @@
         <w:pageBreakBefore w:val="0"/>
         <w:spacing w:before="0" w:after="0" w:line="360" w:lineRule="auto"/>
         <w:ind w:left="709"/>
-        <w:jc w:val="left"/>
+        <w:jc w:val="both"/>
       </w:pPr>
       <w:r>
         <w:rPr>
@@ -17328,7 +17339,7 @@
         <w:snapToGrid/>
         <w:spacing w:before="0" w:after="0" w:line="360" w:lineRule="auto"/>
         <w:ind w:left="709"/>
-        <w:jc w:val="left"/>
+        <w:jc w:val="both"/>
         <w:textAlignment w:val="auto"/>
       </w:pPr>
       <w:r>
@@ -17345,7 +17356,7 @@
         <w:pageBreakBefore w:val="0"/>
         <w:spacing w:before="0" w:after="0" w:line="360" w:lineRule="auto"/>
         <w:ind w:left="709"/>
-        <w:jc w:val="left"/>
+        <w:jc w:val="both"/>
       </w:pPr>
       <w:r>
         <w:rPr>
@@ -20240,7 +20251,7 @@
       <w:pPr>
         <w:spacing w:before="0" w:after="0" w:line="360" w:lineRule="auto"/>
         <w:ind w:firstLine="709"/>
-        <w:jc w:val="left"/>
+        <w:jc w:val="both"/>
       </w:pPr>
       <w:r>
         <w:rPr>
@@ -20522,7 +20533,7 @@
         <w:pageBreakBefore w:val="0"/>
         <w:spacing w:before="0" w:after="0" w:line="360" w:lineRule="auto"/>
         <w:ind w:left="709"/>
-        <w:jc w:val="left"/>
+        <w:jc w:val="both"/>
       </w:pPr>
       <w:r>
         <w:rPr>
@@ -20538,7 +20549,7 @@
         <w:pageBreakBefore w:val="0"/>
         <w:spacing w:before="0" w:after="0" w:line="360" w:lineRule="auto"/>
         <w:ind w:left="709"/>
-        <w:jc w:val="left"/>
+        <w:jc w:val="both"/>
       </w:pPr>
       <w:r>
         <w:rPr>
@@ -20554,7 +20565,7 @@
         <w:pageBreakBefore w:val="0"/>
         <w:spacing w:before="0" w:after="0" w:line="360" w:lineRule="auto"/>
         <w:ind w:left="709"/>
-        <w:jc w:val="left"/>
+        <w:jc w:val="both"/>
       </w:pPr>
       <w:r>
         <w:rPr>
@@ -20588,7 +20599,7 @@
         <w:pageBreakBefore w:val="0"/>
         <w:spacing w:before="0" w:after="0" w:line="360" w:lineRule="auto"/>
         <w:ind w:left="709"/>
-        <w:jc w:val="left"/>
+        <w:jc w:val="both"/>
       </w:pPr>
       <w:r>
         <w:rPr>
@@ -20604,7 +20615,7 @@
         <w:pageBreakBefore w:val="0"/>
         <w:spacing w:before="0" w:after="0" w:line="360" w:lineRule="auto"/>
         <w:ind w:left="709"/>
-        <w:jc w:val="left"/>
+        <w:jc w:val="both"/>
       </w:pPr>
       <w:r>
         <w:rPr>
@@ -20620,7 +20631,7 @@
         <w:pageBreakBefore w:val="0"/>
         <w:spacing w:before="0" w:after="0" w:line="360" w:lineRule="auto"/>
         <w:ind w:left="709"/>
-        <w:jc w:val="left"/>
+        <w:jc w:val="both"/>
       </w:pPr>
       <w:r>
         <w:rPr>
@@ -20636,7 +20647,7 @@
         <w:pageBreakBefore w:val="0"/>
         <w:spacing w:before="0" w:after="0" w:line="360" w:lineRule="auto"/>
         <w:ind w:left="709"/>
-        <w:jc w:val="left"/>
+        <w:jc w:val="both"/>
       </w:pPr>
       <w:r>
         <w:rPr>
@@ -20652,7 +20663,7 @@
         <w:pageBreakBefore w:val="0"/>
         <w:spacing w:before="0" w:after="0" w:line="360" w:lineRule="auto"/>
         <w:ind w:left="709"/>
-        <w:jc w:val="left"/>
+        <w:jc w:val="both"/>
       </w:pPr>
       <w:r>
         <w:rPr>
@@ -21870,7 +21881,7 @@
       <w:pPr>
         <w:spacing w:before="0" w:after="0" w:line="360" w:lineRule="auto"/>
         <w:ind w:left="709"/>
-        <w:jc w:val="left"/>
+        <w:jc w:val="both"/>
       </w:pPr>
       <w:r>
         <w:rPr>
@@ -21885,7 +21896,7 @@
       <w:pPr>
         <w:spacing w:before="0" w:after="0" w:line="360" w:lineRule="auto"/>
         <w:ind w:left="709"/>
-        <w:jc w:val="left"/>
+        <w:jc w:val="both"/>
       </w:pPr>
       <w:r>
         <w:rPr>
@@ -21900,7 +21911,7 @@
       <w:pPr>
         <w:spacing w:before="0" w:after="0" w:line="360" w:lineRule="auto"/>
         <w:ind w:left="709"/>
-        <w:jc w:val="left"/>
+        <w:jc w:val="both"/>
       </w:pPr>
       <w:r>
         <w:rPr>
@@ -21915,7 +21926,7 @@
       <w:pPr>
         <w:spacing w:before="0" w:after="0" w:line="360" w:lineRule="auto"/>
         <w:ind w:left="709"/>
-        <w:jc w:val="left"/>
+        <w:jc w:val="both"/>
       </w:pPr>
       <w:r>
         <w:rPr>
@@ -21930,7 +21941,7 @@
       <w:pPr>
         <w:spacing w:before="0" w:after="0" w:line="360" w:lineRule="auto"/>
         <w:ind w:left="709"/>
-        <w:jc w:val="left"/>
+        <w:jc w:val="both"/>
       </w:pPr>
       <w:r>
         <w:rPr>
@@ -21961,7 +21972,7 @@
       <w:pPr>
         <w:spacing w:before="0" w:after="0" w:line="360" w:lineRule="auto"/>
         <w:ind w:left="709"/>
-        <w:jc w:val="left"/>
+        <w:jc w:val="both"/>
       </w:pPr>
       <w:r>
         <w:rPr>
@@ -21976,7 +21987,7 @@
       <w:pPr>
         <w:spacing w:before="0" w:after="0" w:line="360" w:lineRule="auto"/>
         <w:ind w:left="709"/>
-        <w:jc w:val="left"/>
+        <w:jc w:val="both"/>
       </w:pPr>
       <w:r>
         <w:rPr>
@@ -21991,7 +22002,7 @@
       <w:pPr>
         <w:spacing w:before="0" w:after="0" w:line="360" w:lineRule="auto"/>
         <w:ind w:left="709"/>
-        <w:jc w:val="left"/>
+        <w:jc w:val="both"/>
       </w:pPr>
       <w:r>
         <w:rPr>
@@ -22006,7 +22017,7 @@
       <w:pPr>
         <w:spacing w:before="0" w:after="0" w:line="360" w:lineRule="auto"/>
         <w:ind w:left="709"/>
-        <w:jc w:val="left"/>
+        <w:jc w:val="both"/>
       </w:pPr>
       <w:r>
         <w:rPr>
@@ -33461,7 +33472,7 @@
       <w:pPr>
         <w:spacing w:before="0" w:after="0" w:line="360" w:lineRule="auto"/>
         <w:ind w:left="709"/>
-        <w:jc w:val="left"/>
+        <w:jc w:val="both"/>
       </w:pPr>
       <w:r>
         <w:rPr>
@@ -33476,7 +33487,7 @@
       <w:pPr>
         <w:spacing w:before="0" w:after="0" w:line="360" w:lineRule="auto"/>
         <w:ind w:left="709"/>
-        <w:jc w:val="left"/>
+        <w:jc w:val="both"/>
       </w:pPr>
       <w:r>
         <w:rPr>
@@ -33491,7 +33502,7 @@
       <w:pPr>
         <w:spacing w:before="0" w:after="0" w:line="360" w:lineRule="auto"/>
         <w:ind w:left="709"/>
-        <w:jc w:val="left"/>
+        <w:jc w:val="both"/>
       </w:pPr>
       <w:r>
         <w:rPr>
@@ -33645,7 +33656,7 @@
         <w:pageBreakBefore w:val="0"/>
         <w:spacing w:before="0" w:after="0" w:line="360" w:lineRule="auto"/>
         <w:ind w:left="709"/>
-        <w:jc w:val="left"/>
+        <w:jc w:val="both"/>
       </w:pPr>
       <w:r>
         <w:rPr>
@@ -33661,7 +33672,7 @@
         <w:pageBreakBefore w:val="0"/>
         <w:spacing w:before="0" w:after="0" w:line="360" w:lineRule="auto"/>
         <w:ind w:left="709"/>
-        <w:jc w:val="left"/>
+        <w:jc w:val="both"/>
       </w:pPr>
       <w:r>
         <w:rPr>
@@ -33677,7 +33688,7 @@
         <w:pageBreakBefore w:val="0"/>
         <w:spacing w:before="0" w:after="0" w:line="360" w:lineRule="auto"/>
         <w:ind w:left="709"/>
-        <w:jc w:val="left"/>
+        <w:jc w:val="both"/>
       </w:pPr>
       <w:r>
         <w:rPr>
@@ -33693,7 +33704,7 @@
         <w:pageBreakBefore w:val="0"/>
         <w:spacing w:before="0" w:after="0" w:line="360" w:lineRule="auto"/>
         <w:ind w:left="709"/>
-        <w:jc w:val="left"/>
+        <w:jc w:val="both"/>
       </w:pPr>
       <w:r>
         <w:rPr>
@@ -33727,7 +33738,7 @@
         <w:pageBreakBefore w:val="0"/>
         <w:spacing w:before="0" w:after="0" w:line="360" w:lineRule="auto"/>
         <w:ind w:left="709"/>
-        <w:jc w:val="left"/>
+        <w:jc w:val="both"/>
       </w:pPr>
       <w:r>
         <w:rPr>
@@ -33743,7 +33754,7 @@
         <w:pageBreakBefore w:val="0"/>
         <w:spacing w:before="0" w:after="0" w:line="360" w:lineRule="auto"/>
         <w:ind w:left="709"/>
-        <w:jc w:val="left"/>
+        <w:jc w:val="both"/>
       </w:pPr>
       <w:r>
         <w:rPr>
@@ -33759,7 +33770,7 @@
         <w:pageBreakBefore w:val="0"/>
         <w:spacing w:before="0" w:after="0" w:line="360" w:lineRule="auto"/>
         <w:ind w:left="709"/>
-        <w:jc w:val="left"/>
+        <w:jc w:val="both"/>
       </w:pPr>
       <w:r>
         <w:rPr>
@@ -33775,7 +33786,7 @@
         <w:pageBreakBefore w:val="0"/>
         <w:spacing w:before="0" w:after="0" w:line="360" w:lineRule="auto"/>
         <w:ind w:left="709"/>
-        <w:jc w:val="left"/>
+        <w:jc w:val="both"/>
       </w:pPr>
       <w:r>
         <w:rPr>
@@ -33851,7 +33862,7 @@
         <w:pageBreakBefore w:val="0"/>
         <w:spacing w:before="0" w:after="0" w:line="360" w:lineRule="auto"/>
         <w:ind w:left="709"/>
-        <w:jc w:val="left"/>
+        <w:jc w:val="both"/>
       </w:pPr>
       <w:r>
         <w:rPr>
@@ -33867,7 +33878,7 @@
         <w:pageBreakBefore w:val="0"/>
         <w:spacing w:before="0" w:after="0" w:line="360" w:lineRule="auto"/>
         <w:ind w:left="709"/>
-        <w:jc w:val="left"/>
+        <w:jc w:val="both"/>
       </w:pPr>
       <w:r>
         <w:rPr>
@@ -33883,7 +33894,7 @@
         <w:pageBreakBefore w:val="0"/>
         <w:spacing w:before="0" w:after="0" w:line="360" w:lineRule="auto"/>
         <w:ind w:left="709"/>
-        <w:jc w:val="left"/>
+        <w:jc w:val="both"/>
       </w:pPr>
       <w:r>
         <w:rPr>
@@ -33899,7 +33910,7 @@
         <w:pageBreakBefore w:val="0"/>
         <w:spacing w:before="0" w:after="0" w:line="360" w:lineRule="auto"/>
         <w:ind w:left="709"/>
-        <w:jc w:val="left"/>
+        <w:jc w:val="both"/>
       </w:pPr>
       <w:r>
         <w:rPr>
@@ -35292,18 +35303,7 @@
           <w:sz w:val="28"/>
           <w:szCs w:val="28"/>
         </w:rPr>
-        <w:t>27. Сазыкин В.Г., Кудряков А.Г., Багметов А.А. Критерии оптимизации места установки реклоузера в распределительной сети 6–10 кВ [Электронный ресурс] // Электротехнические системы и компле</w:t>
-      </w:r>
-      <w:bookmarkStart w:id="24" w:name="_GoBack"/>
-      <w:bookmarkEnd w:id="24"/>
-      <w:r>
-        <w:rPr>
-          <w:rFonts w:hint="default" w:ascii="Times New Roman" w:hAnsi="Times New Roman" w:eastAsia="Times New Roman" w:cs="Times New Roman"/>
-          <w:color w:val="000000"/>
-          <w:sz w:val="28"/>
-          <w:szCs w:val="28"/>
-        </w:rPr>
-        <w:t>ксы. – 2018. – URL: https://esik.magtu.ru/ru/37-russian/%E2%84%96-1-38-%D0%BC%D0%B0%D1%80%D1%82-2018-%D0%B3/329-33.html (дата обращения: 03.04.2026).</w:t>
+        <w:t>27. Сазыкин В.Г., Кудряков А.Г., Багметов А.А. Критерии оптимизации места установки реклоузера в распределительной сети 6–10 кВ [Электронный ресурс] // Электротехнические системы и комплексы. – 2018. – URL: https://esik.magtu.ru/ru/37-russian/%E2%84%96-1-38-%D0%BC%D0%B0%D1%80%D1%82-2018-%D0%B3/329-33.html (дата обращения: 03.04.2026).</w:t>
       </w:r>
     </w:p>
     <w:p>
@@ -48842,7 +48842,7 @@
 </file>
 
 <file path=customXml/item1.xml><?xml version="1.0" encoding="utf-8"?>
-<b:Sources xmlns="http://schemas.openxmlformats.org/officeDocument/2006/bibliography" xmlns:b="http://schemas.openxmlformats.org/officeDocument/2006/bibliography" SelectedStyle="/APA.XSL" StyleName="APA"/>
+<b:Sources xmlns:b="http://schemas.openxmlformats.org/officeDocument/2006/bibliography" xmlns="http://schemas.openxmlformats.org/officeDocument/2006/bibliography" StyleName="APA" SelectedStyle="/APA.XSL"/>
 </file>
 
 <file path=customXml/itemProps1.xml><?xml version="1.0" encoding="utf-8"?>

--- a/вкр_2_РиМ/output/ВКР_итог_исправлено.docx
+++ b/вкр_2_РиМ/output/ВКР_итог_исправлено.docx
@@ -2951,7 +2951,7 @@
           <w:color w:val="000000"/>
           <w:sz w:val="28"/>
         </w:rPr>
-        <w:t>Практически работа ориентирована на проект SmartGrid-Line, адресованный сетевым компаниям и крупным промышленным предприятиям с собственными сетями среднего напряжения. В расширенной конфигурации решение включает реклоузеры, дистанционно управляемые разъединители, индикаторы короткого замыкания и SCADA-платформу, а в данной ВКР расчетно обосновано его базовое ядро — автоматизированный участок линии с реклоузерами РиМ-РВ.</w:t>
+        <w:t>Практически работа ориентирована на проект SmartGrid-Line, адресованный сетевым компаниям и крупным промышленным предприятиям с собственными сетями среднего напряжения. В расширенной конфигурации решение включает реклоузеры, дистанционно управляемые разъединители, индикаторы короткого замыкания и SCADA-платформу, а в этой ВКР расчетно обосновано его базовое ядро — автоматизированный участок линии с реклоузерами РиМ-РВ.</w:t>
       </w:r>
     </w:p>
     <w:p>
@@ -3021,7 +3021,7 @@
           <w:color w:val="000000"/>
           <w:sz w:val="28"/>
         </w:rPr>
-        <w:t>При выборе мест установки реклоузеров применяются как вероятностные модели, основанные на минимизации ENS, так и оптимизационные алгоритмы, учитывающие конфигурацию сети, параметры нагрузок и ограничения по стоимости. Для рассматриваемого объекта эти подходы используются как методическая база выбора числа аппаратов и схемы секционирования [7]-[9], [20].</w:t>
+        <w:t>При выборе мест установки реклоузеров применяются как вероятностные модели, основанные на минимизации ENS, так и оптимизационные алгоритмы, учитывающие конфигурацию сети, параметры нагрузок и ограничения по стоимости. Для этого объекта эти подходы используются как методическая база выбора числа аппаратов и схемы секционирования [7]-[9], [20].</w:t>
       </w:r>
     </w:p>
     <w:p>
@@ -3061,7 +3061,7 @@
           <w:sz w:val="28"/>
           <w:szCs w:val="28"/>
         </w:rPr>
-        <w:t xml:space="preserve">Для достижения поставленной цели в работе предусматривается решение следующих задач: </w:t>
+        <w:t>Для достижения поставленной цели в работе предусматривается решение следующих задач:</w:t>
       </w:r>
     </w:p>
     <w:p>
@@ -3124,7 +3124,7 @@
           <w:color w:val="000000"/>
           <w:sz w:val="28"/>
         </w:rPr>
-        <w:t>— обоснование применения реклоузеров РиМ‑РВ в рассматриваемой сети;</w:t>
+        <w:t>— обоснование применения реклоузеров РиМ‑РВ в этой сети;</w:t>
       </w:r>
     </w:p>
     <w:p>
@@ -3211,7 +3211,7 @@
           <w:sz w:val="28"/>
           <w:szCs w:val="28"/>
         </w:rPr>
-        <w:t>Указанный комплекс задач охватывает основные этапы инженерного проектирования автоматизированного участка ВЛ 6-10 кВ.</w:t>
+        <w:t>Этот комплекс задач охватывает основные этапы инженерного проектирования автоматизированного участка ВЛ 6-10 кВ.</w:t>
       </w:r>
     </w:p>
     <w:p>
@@ -3235,7 +3235,7 @@
           <w:sz w:val="28"/>
           <w:szCs w:val="28"/>
         </w:rPr>
-        <w:t xml:space="preserve">Практическая значимость работы состоит в возможности использования полученных результатов при проектировании и модернизации реальных распределительных сетей 6-10 кВ, в том числе в части выбора схемы секционирования, мест установки реклоузеров и оценки ожидаемого эффекта от их внедрения. </w:t>
+        <w:t>Практическая значимость работы состоит в возможности использования полученных результатов при проектировании и модернизации реальных распределительных сетей 6-10 кВ, в том числе в части выбора схемы секционирования, мест установки реклоузеров и оценки ожидаемого эффекта от их внедрения.</w:t>
       </w:r>
     </w:p>
     <w:p>
@@ -3306,7 +3306,7 @@
           <w:sz w:val="28"/>
           <w:szCs w:val="28"/>
         </w:rPr>
-        <w:t xml:space="preserve">Таким образом, проектирование автоматизированного участка воздушной линии 6-10 кВ с применением реклоузеров РиМ‑РВ является актуальной и практически значимой задачей, отвечающей современным тенденциям развития распределительных электрических сетей и требованиям по повышению их надежности и эффективности. </w:t>
+        <w:t>Таким образом, проектирование автоматизированного участка воздушной линии 6-10 кВ с применением реклоузеров РиМ‑РВ является актуальной и практически значимой задачей, отвечающей современным тенденциям развития распределительных электрических сетей и требованиям по повышению их надежности и эффективности.</w:t>
       </w:r>
     </w:p>
     <w:p>
@@ -3330,7 +3330,7 @@
           <w:sz w:val="28"/>
           <w:szCs w:val="28"/>
         </w:rPr>
-        <w:t>Решение данной задачи позволит сформировать комплексные технические решения, направленные на улучшение показателей работы сети, снижение последствий аварийных ситуаций и создание основы для дальнейшей цифровизации распределительного электросетевого хозяйства.</w:t>
+        <w:t>Решение этой задачи позволит сформировать комплексные технические решения, направленные на улучшение показателей работы сети, снижение последствий аварийных ситуаций и создание основы для дальнейшей цифровизации распределительного электросетевого хозяйства.</w:t>
       </w:r>
     </w:p>
     <w:p>
@@ -3487,7 +3487,7 @@
           <w:color w:val="000000"/>
           <w:sz w:val="28"/>
         </w:rPr>
-        <w:t>В иерархии системы электроснабжения воздушные линии 6–10 кВ занимают промежуточное положение между подстанциями высшего напряжения и трансформаторными подстанциями низшего напряжения. Питание на распределительные сети поступает с подстанций 35/10 кВ, 110/10 кВ или 220/10 кВ, где напряжение высшего уровня снижается до 10 кВ (или 6 кВ в некоторых регионах). Затем через воздушные линии энергия переда</w:t>
+        <w:t>В иерархии системы электроснабжения воздушные линии 6–10 кВ занимают промежуточное положение между подстанциями высшего напряжения и трансформаторными подстанциями низшего напряжения. Питание на распределительные сети поступает с подстанций 35/10 кВ, 110/10 кВ или 220/10 кВ, где напряжение высшего уровня снижается до 10 кВ (или 6 кВ в некоторых регионах). Затем через воздушные линии энергия передается на трансформаторные подстанции 10/0,4 кВ, где выполняется окончательное понижение напряжения для подключения низковольтных потребителей. Такая иерархическая структура позволяет оптимизировать передачу электроэнергии, минимизируя потери и обеспечивая экономическую эффективность электроснабжения [1].</w:t>
       </w:r>
       <w:r>
         <w:rPr>
@@ -3498,7 +3498,6 @@
           <w:sz w:val="28"/>
           <w:lang w:val="ru-RU"/>
         </w:rPr>
-        <w:t>е</w:t>
       </w:r>
       <w:r>
         <w:rPr>
@@ -3508,7 +3507,6 @@
           <w:color w:val="000000"/>
           <w:sz w:val="28"/>
         </w:rPr>
-        <w:t>тся на трансформаторные подстанции 10/0,4 кВ, где осуществляется окончательное понижение напряжения для подключения низковольтных потребителей. Такая иерархическая структура позволяет оптимизировать передачу электроэнергии, минимизируя потери и обеспечивая экономическую эффективность электроснабжения [1].</w:t>
       </w:r>
     </w:p>
     <w:p>
@@ -4496,7 +4494,7 @@
           <w:color w:val="000000"/>
           <w:sz w:val="28"/>
         </w:rPr>
-        <w:t>Важной особенностью повреждений воздушных линий 6–10 кВ является их классификация на переходные и устойчивые. Переходные повреждения характеризуются тем, что после их возникновения и отключения линии от источника питания дефект самоустраняется без какого-либо вмешательства (например, при однофазном замыкании на землю через дугу в точке контакта провода с деревом дуга гаснет после отключения питания и линия восстанавливает изоляцию). Устойчивые повреждения требуют ремонтных работ для восстановления (механические разрывы проводов, повреждения изоляции, падение опор). По данным исследований, 70–80% коротких замыканий на воздушных линиях 6–10 кВ являются переходными и могут быть успешно устранены посредством автоматического повторного включения (АПВ) без привлечения оперативного персонала [7], [8].</w:t>
+        <w:t>Важной особенностью повреждений воздушных линий 6–10 кВ является их классификация на переходные и устойчивые. Переходные повреждения характеризуются тем, что после их возникновения и отключения линии от источника питания дефект самоустраняется без какого-либо вмешательства (например, при однофазном замыкании на землю через дугу в точке контакта провода с деревом дуга гаснет после отключения питания и линия восстанавливает изоляцию). Устойчивые повреждения требуют ремонтных работ для восстановления (механические разрывы проводов, повреждения изоляции, падение опор). По данным исследований, 70–80% коротких замыканий на воздушных линиях 6–10 кВ являются переходными и могут быть успешно устранены с помощью автоматического повторного включения (АПВ) без привлечения оперативного персонала [7], [8].</w:t>
       </w:r>
     </w:p>
     <w:p>
@@ -6611,7 +6609,7 @@
           <w:color w:val="000000"/>
           <w:sz w:val="28"/>
         </w:rPr>
-        <w:t>Реклоузер обладает наиболее полным набором функций: может отключать токи КЗ до 8–12.5 кА, имеет встроенную защиту (МТЗ, ТО, ОЗЗ) и функцию многократного АПВ, при этом стоимость реклоузера составляет 800–1500 тыс. рублей (в зависимости от производителя и функциональности). Выключатель нагрузки дешевле (200–400 тыс. рублей), но может коммутировать только номинальные токи и требует наличия защиты на подстанции. Секционализатор имеет промежуточную стоимость (300–700 тыс. рублей) и требует наличия питающего реклоузера или выключателя подстанции; его основное преимущество — простота в эксплуатации и надежность. Выбор типа устройства определяется схемой сетевой инфраструктуры, требуемым уровнем надежности и экономической целесообразностью [16], [17], [18].</w:t>
+        <w:t>Реклоузер обладает наиболее полным набором функций: может отключать токи КЗ до 8–12.5 кА, имеет встроенную защиту (МТЗ, ТО, ОЗЗ) и функцию многократного АПВ, стоимость реклоузера составляет 800–1500 тыс. рублей (в зависимости от производителя и функциональности). Выключатель нагрузки дешевле (200–400 тыс. рублей), но может коммутировать только номинальные токи и требует наличия защиты на подстанции. Секционализатор имеет промежуточную стоимость (300–700 тыс. рублей) и требует наличия питающего реклоузера или выключателя подстанции; его основное преимущество — простота в эксплуатации и надежность. Выбор типа устройства определяется схемой сетевой инфраструктуры, требуемым уровнем надежности и экономической целесообразностью [16], [17], [18].</w:t>
       </w:r>
     </w:p>
     <w:p>
@@ -6967,7 +6965,7 @@
           <w:color w:val="000000"/>
           <w:sz w:val="28"/>
         </w:rPr>
-        <w:t>Рассматриваемая воздушная линия 6–10 кВ является радиальным фидером городской распределительной сети, питающимся от шин 10 кВ подстанции 110/10 кВ «Центральная» мощностью 2×40 МВА (трансформаторы ТДН-40000/110). Питающий фидер выполнен проводом СИП-3 1×70 мм², общая протяж</w:t>
+        <w:t>Эта воздушная линия 6–10 кВ является радиальным фидером городской распределительной сети, питающимся от шин 10 кВ подстанции 110/10 кВ «Центральная» мощностью 2×40 МВА (трансформаторы ТДН-40000/110). Питающий фидер выполнен проводом СИП-3 1×70 мм², общая протяженность линии составляет 18,2 км. В состав фидера входят: 47 опор (железобетонных типа СВ-110, марки ПС-110Е), 3 разъединителя РДЗ-10/630 (ручные, без дистанционного управления), 1 выключатель нагрузки ВНА-10/630 на головном участке.</w:t>
       </w:r>
       <w:r>
         <w:rPr>
@@ -6978,7 +6976,6 @@
           <w:sz w:val="28"/>
           <w:lang w:val="ru-RU"/>
         </w:rPr>
-        <w:t>е</w:t>
       </w:r>
       <w:r>
         <w:rPr>
@@ -6988,7 +6985,6 @@
           <w:color w:val="000000"/>
           <w:sz w:val="28"/>
         </w:rPr>
-        <w:t>нность линии составляет 18,2 км. В состав фидера входят: 47 опор (железобетонных типа СВ-110, марки ПС-110Е), 3 разъединителя РДЗ-10/630 (ручные, без дистанционного управления), 1 выключатель нагрузки ВНА-10/630 на головном участке.</w:t>
       </w:r>
     </w:p>
     <w:p>
@@ -7072,7 +7068,7 @@
           <w:color w:val="000000"/>
           <w:sz w:val="28"/>
         </w:rPr>
-        <w:t>Максимальная нагрузка фидера в зимний период составляет: Pmax = 12,4 МВт, Qmax = 5,8 Мвар, Smax = 13,7 МВА. Коэффициент мощности cos φ = 0,905. Эти параметры получены на основании анализа фактических данных нагрузок за период 2021–2023 гг. и учитывают возможный прирост нагрузок на 10% в течение следующих 5 лет.</w:t>
+        <w:t>Максимальная нагрузка фидера в зимний период составляет: Pmax = 12,4 МВт, Qmax = 5,8 Мвар, Smax = 13,7 МВА. Коэффициент мощности cos φ = 0,905. Эти параметры получены на основании анализа фактических данных нагрузок за период 2021–2023 гг. И учитывают возможный прирост нагрузок на 10% в течение следующих 5 лет.</w:t>
       </w:r>
     </w:p>
     <w:p>
@@ -7090,7 +7086,7 @@
           <w:color w:val="000000"/>
           <w:sz w:val="28"/>
         </w:rPr>
-        <w:t>Для рассматриваемого объекта в работе принят проектный критерий: после автоматизации расч</w:t>
+        <w:t>Для этого объекта в работе принят проектный критерий: после автоматизации расчетные показатели должны быть не хуже SAIDI = 3,0 ч/год и SAIFI = 3,0 отк./год. Эти значения используются как ориентир при выборе числа секций и оценке результата автоматизации.</w:t>
       </w:r>
       <w:r>
         <w:rPr>
@@ -7101,7 +7097,6 @@
           <w:sz w:val="28"/>
           <w:lang w:val="ru-RU"/>
         </w:rPr>
-        <w:t>е</w:t>
       </w:r>
       <w:r>
         <w:rPr>
@@ -7111,7 +7106,6 @@
           <w:color w:val="000000"/>
           <w:sz w:val="28"/>
         </w:rPr>
-        <w:t>тные показатели должны быть не хуже SAIDI = 3,0 ч/год и SAIFI = 3,0 отк./год. Эти значения используются как ориентир при выборе числа секций и оценке результата автоматизации.</w:t>
       </w:r>
     </w:p>
     <w:p>
@@ -7129,7 +7123,7 @@
           <w:color w:val="000000"/>
           <w:sz w:val="28"/>
         </w:rPr>
-        <w:t>Для задания исходных параметров над</w:t>
+        <w:t>Для задания исходных параметров надежности использованы опубликованные статистические показатели ВЛ 10 кВ: интенсивность отказов, доля самоустраняющихся повреждений и среднее время восстановительного ремонта. На их основе далее рассчитываются базовые показатели этого фидера длиной 18,2 км.</w:t>
       </w:r>
       <w:r>
         <w:rPr>
@@ -7140,7 +7134,6 @@
           <w:sz w:val="28"/>
           <w:lang w:val="ru-RU"/>
         </w:rPr>
-        <w:t>е</w:t>
       </w:r>
       <w:r>
         <w:rPr>
@@ -7150,7 +7143,6 @@
           <w:color w:val="000000"/>
           <w:sz w:val="28"/>
         </w:rPr>
-        <w:t>жности использованы опубликованные статистические показатели ВЛ 10 кВ: интенсивность отказов, доля самоустраняющихся повреждений и среднее время восстановительного ремонта. На их основе далее рассчитываются базовые показатели рассматриваемого фидера длиной 18,2 км.</w:t>
       </w:r>
     </w:p>
     <w:p>
@@ -8415,7 +8407,7 @@
           <w:color w:val="000000"/>
           <w:sz w:val="28"/>
         </w:rPr>
-        <w:t>Таким образом, исходные статистические данные подтверждают целесообразность применения реклоузеров на рассматриваемой линии: заметная доля повреждений устраняется АПВ, а при устойчивом повреждении секционирование ограничивает отключение одной частью фидера.</w:t>
+        <w:t>Таким образом, исходные статистические данные подтверждают целесообразность применения реклоузеров на этой линии: заметная доля повреждений устраняется АПВ, а при устойчивом повреждении секционирование ограничивает отключение одной частью фидера.</w:t>
       </w:r>
     </w:p>
     <w:p>
@@ -11114,7 +11106,7 @@
           <w:color w:val="000000"/>
           <w:sz w:val="28"/>
         </w:rPr>
-        <w:t>Анализ представленных альтернатив показывает следующие выводы. Реклоузеры «Таврида Электрик» серии РВА/TEL (Rec15) занимают премиальный сегмент рынка: цена комплекта с функцией коммерческого уч</w:t>
+        <w:t>Анализ представленных альтернатив показывает следующие выводы. Реклоузеры «Таврида Электрик» серии РВА/TEL (Rec15) занимают премиальный сегмент рынка: цена комплекта с функцией коммерческого учета составляет около 600 тыс. руб. Устройства отличаются высокими техническими характеристиками и поддержкой протокола МЭК 61850, однако являются наиболее дорогостоящими в категории. Реклоузеры серии ПСС-10 (ТяжМашТрейд) и аналоги на базе выключателей «Росвакуум» (ВВР-10) и «Самараэлектрощит» предлагаются по цене от 420 тыс. руб. за базовую комплектацию — примерно в 1,5 раза ниже цены РВА/TEL при сопоставимой функциональности. Реклоузеры серии OSM15 производства NOJA Power (Австралия), широко применявшиеся ПАО «Россети» до 2022 года, сейчас труднодоступны на российском рынке из-за ограничений в части поставок и технической поддержки. Секционализаторы типа АВС-10 не отключают токи короткого замыкания самостоятельно и работают совместно с головным аппаратом, имеющим функцию АПВ. Для этого фидера этого недостаточно, поскольку задача проекта состоит не только в делении линии на участки, но и в автоматическом отключении поврежденной секции с последующим восстановлением питания неповрежденных частей.</w:t>
       </w:r>
       <w:r>
         <w:rPr>
@@ -11125,7 +11117,6 @@
           <w:sz w:val="28"/>
           <w:lang w:val="ru-RU"/>
         </w:rPr>
-        <w:t>е</w:t>
       </w:r>
       <w:r>
         <w:rPr>
@@ -11135,7 +11126,6 @@
           <w:color w:val="000000"/>
           <w:sz w:val="28"/>
         </w:rPr>
-        <w:t>та составляет около 600 тыс. руб. Устройства отличаются высокими техническими характеристиками и поддержкой протокола МЭК 61850, однако являются наиболее дорогостоящими в категории. Реклоузеры серии ПСС-10 (ТяжМашТрейд) и аналоги на базе выключателей «Росвакуум» (ВВР-10) и «Самараэлектрощит» предлагаются по цене от 420 тыс. руб. за базовую комплектацию — примерно в 1,5 раза ниже цены РВА/TEL при сопоставимой функциональности. Реклоузеры серии OSM15 производства NOJA Power (Австралия), широко применявшиеся ПАО «Россети» до 2022 года, в настоящее время труднодоступны на российском рынке из-за ограничений в части поставок и технической поддержки. Секционализаторы типа АВС-10 не отключают токи короткого замыкания самостоятельно и работают совместно с головным аппаратом, имеющим функцию АПВ. Для рассматриваемого фидера этого недостаточно, поскольку задача проекта состоит не только в делении линии на участки, но и в автоматическом отключении поврежд</w:t>
       </w:r>
       <w:r>
         <w:rPr>
@@ -11146,7 +11136,6 @@
           <w:sz w:val="28"/>
           <w:lang w:val="ru-RU"/>
         </w:rPr>
-        <w:t>е</w:t>
       </w:r>
       <w:r>
         <w:rPr>
@@ -11156,7 +11145,6 @@
           <w:color w:val="000000"/>
           <w:sz w:val="28"/>
         </w:rPr>
-        <w:t>нной секции с последующим восстановлением питания неповрежд</w:t>
       </w:r>
       <w:r>
         <w:rPr>
@@ -11167,7 +11155,6 @@
           <w:sz w:val="28"/>
           <w:lang w:val="ru-RU"/>
         </w:rPr>
-        <w:t>е</w:t>
       </w:r>
       <w:r>
         <w:rPr>
@@ -11177,7 +11164,6 @@
           <w:color w:val="000000"/>
           <w:sz w:val="28"/>
         </w:rPr>
-        <w:t>нных частей.</w:t>
       </w:r>
     </w:p>
     <w:p>
@@ -11215,7 +11201,7 @@
           <w:sz w:val="28"/>
           <w:szCs w:val="28"/>
         </w:rPr>
-        <w:t>Актуальность внедрения комплексной автоматизации подтверждается отраслевой практикой. По данным апробации систем FLISR (Fault Location, Isolation and Service Restoration) на сетях «Россети Янтарь», комплексное применение реклоузеров и алгоритмов автоматического восстановления питания снижает SAIDI на 65 % и SAIFI на 56 %; время автоматической локализации поврежденной секции составляет около 2 минут против 6 часов при ручном обходе трассы [26]. В марте 2026 года система AutoFLISR была впервые введена в промышленную эксплуатацию на распределительных сетях 6–20 кВ Ленинградской области (филиал «Северные электрические сети» ПАО «Россети Ленэнерго»): научно-технический совет компании рекомендовал тиражировать подход на другие объекты сети [34]. Указанные результаты подтверждают правомерность принятых в настоящем проекте расчетных допущений и соответствие ожидаемого эффекта от внедрения реклоузеров реально достигаемым в отраслевых пилотных проектах показателям.</w:t>
+        <w:t>Актуальность внедрения комплексной автоматизации подтверждается отраслевой практикой. По данным апробации систем FLISR (Fault Location, Isolation and Service Restoration) на сетях «Россети Янтарь», комплексное применение реклоузеров и алгоритмов автоматического восстановления питания снижает SAIDI на 65 % и SAIFI на 56 %; время автоматической локализации поврежденной секции составляет около 2 минут против 6 часов при ручном обходе трассы [26]. В марте 2026 года система AutoFLISR была впервые введена в промышленную эксплуатацию на распределительных сетях 6–20 кВ Ленинградской области (филиал «Северные электрические сети» ПАО «Россети Ленэнерго»): научно-технический совет компании рекомендовал тиражировать подход на другие объекты сети [34]. Эти результаты подтверждают правомерность принятых в настоящем проекте расчетных допущений и соответствие ожидаемого эффекта от внедрения реклоузеров реально достигаемым в отраслевых пилотных проектах показателям.</w:t>
       </w:r>
     </w:p>
     <w:p>
@@ -11233,7 +11219,7 @@
           <w:color w:val="000000"/>
           <w:sz w:val="28"/>
         </w:rPr>
-        <w:t>Таким образом, комплексная автоматизация на базе реклоузеров РиМ-РВ с интеграцией в SCADA-платформу формирует четыре ключевых эффекта для эксплуатирующей организации. Первый — сокращение времени отключений: автоматическая локализация поврежд</w:t>
+        <w:t>Комплексная автоматизация на базе реклоузеров РиМ-РВ с интеграцией в SCADA-платформу формирует четыре ключевых эффекта для эксплуатирующей организации. Первый — сокращение времени отключений: автоматическая локализация поврежденной секции занимает около 2 минут (против 3–24 часов при ручном поиске), SAIDI снижается на 45–65 % в зависимости от схемы сети. Второй — снижение эксплуатационных затрат: исключаются многократные выезды ремонтных бригад для обхода трассы и ручного переключения разъединителей, сокращается недоотпуск электроэнергии и соответствующий ущерб потребителей. Третий — использование отечественного оборудования: реклоузеры РиМ-РВ соответствуют требованиям ТО 34.01-2.2-032-2017 ПАО «Россети» и не имеют зависимости от иностранных поставщиков и сервисных цепочек. Четвертый — ускорение поиска места аварии: индикаторы короткого замыкания (ИКЗ) фиксируют направление и факт прохождения аварийного тока, а телемеханика передает событийный журнал диспетчеру в режиме реального времени, что позволяет сразу направить бригаду в нужную секцию без объезда всей трассы.</w:t>
       </w:r>
       <w:r>
         <w:rPr>
@@ -11244,7 +11230,6 @@
           <w:sz w:val="28"/>
           <w:lang w:val="ru-RU"/>
         </w:rPr>
-        <w:t>е</w:t>
       </w:r>
       <w:r>
         <w:rPr>
@@ -11254,7 +11239,6 @@
           <w:color w:val="000000"/>
           <w:sz w:val="28"/>
         </w:rPr>
-        <w:t>нной секции занимает около 2 минут (против 3–24 часов при ручном поиске), SAIDI снижается на 45–65 % в зависимости от схемы сети. Второй — снижение эксплуатационных затрат: исключаются многократные выезды ремонтных бригад для обхода трассы и ручного переключения разъединителей, сокращается недоотпуск электроэнергии и соответствующий ущерб потребителей. Третий — использование отечественного оборудования: реклоузеры РиМ-РВ соответствуют требованиям ТО 34.01-2.2-032-2017 ПАО «Россети» и не имеют зависимости от иностранных поставщиков и сервисных цепочек. Четв</w:t>
       </w:r>
       <w:r>
         <w:rPr>
@@ -11265,7 +11249,6 @@
           <w:sz w:val="28"/>
           <w:lang w:val="ru-RU"/>
         </w:rPr>
-        <w:t>е</w:t>
       </w:r>
       <w:r>
         <w:rPr>
@@ -11275,7 +11258,6 @@
           <w:color w:val="000000"/>
           <w:sz w:val="28"/>
         </w:rPr>
-        <w:t>ртый — ускорение поиска места аварии: индикаторы короткого замыкания (ИКЗ) фиксируют направление и факт прохождения аварийного тока, а телемеханика переда</w:t>
       </w:r>
       <w:r>
         <w:rPr>
@@ -11286,7 +11268,6 @@
           <w:sz w:val="28"/>
           <w:lang w:val="ru-RU"/>
         </w:rPr>
-        <w:t>е</w:t>
       </w:r>
       <w:r>
         <w:rPr>
@@ -11296,7 +11277,6 @@
           <w:color w:val="000000"/>
           <w:sz w:val="28"/>
         </w:rPr>
-        <w:t>т событийный журнал диспетчеру в режиме реального времени, что позволяет сразу направить бригаду в нужную секцию без объезда всей трассы.</w:t>
       </w:r>
     </w:p>
     <w:p>
@@ -11410,7 +11390,7 @@
           <w:color w:val="000000"/>
           <w:sz w:val="28"/>
         </w:rPr>
-        <w:t>Система SCADA, интегрированная в центральный диспетчерский пункт (ЦДП) ПАО «Россети Ленэнерго», реализует функции мониторинга состояния элементов линии, сбора телеметрии (напряжения, токи нагрузки, температуры масла трансформаторов) и выдачи команд управления. Связь осуществляется по защищ</w:t>
+        <w:t>Система SCADA, интегрированная в центральный диспетчерский пункт (ЦДП) ПАО «Россети Ленэнерго», реализует функции мониторинга состояния элементов линии, сбора телеметрии (напряжения, токи нагрузки, температуры масла трансформаторов) и выдачи команд управления. Связь выполняется по защищенным каналам (VPN поверх GSM или выделенных волоконно-оптических линий) с кодировкой по МЭК 60870-5-104. Период актуализации телеметрии — 10 с в нормальном режиме, 1 с при срабатывании защиты. Человеко-машинный интерфейс (ХМИ) выводит однолинейную схему с указанием состояния каждого реклоузера, последовательность событий (log), рекомендации диспетчеру по локализации зоны повреждения.</w:t>
       </w:r>
       <w:r>
         <w:rPr>
@@ -11421,7 +11401,6 @@
           <w:sz w:val="28"/>
           <w:lang w:val="ru-RU"/>
         </w:rPr>
-        <w:t>е</w:t>
       </w:r>
       <w:r>
         <w:rPr>
@@ -11431,7 +11410,6 @@
           <w:color w:val="000000"/>
           <w:sz w:val="28"/>
         </w:rPr>
-        <w:t>нным каналам (VPN поверх GSM или выдел</w:t>
       </w:r>
       <w:r>
         <w:rPr>
@@ -11442,7 +11420,6 @@
           <w:sz w:val="28"/>
           <w:lang w:val="ru-RU"/>
         </w:rPr>
-        <w:t>е</w:t>
       </w:r>
       <w:r>
         <w:rPr>
@@ -11452,7 +11429,6 @@
           <w:color w:val="000000"/>
           <w:sz w:val="28"/>
         </w:rPr>
-        <w:t>нных волоконно-оптических линий) с кодировкой по МЭК 60870-5-104. Период актуализации телеметрии — 10 с в нормальном режиме, 1 с при срабатывании защиты. Человеко-машинный интерфейс (ХМИ) выводит однолинейную схему с указанием состояния каждого реклоузера, последовательность событий (log), рекомендации диспетчеру по локализации зоны повреждения.</w:t>
       </w:r>
     </w:p>
     <w:p>
@@ -11488,7 +11464,7 @@
           <w:color w:val="000000"/>
           <w:sz w:val="28"/>
         </w:rPr>
-        <w:t>Взаимодействие компонентов реализуется через следующую последовательность: при возникновении короткого замыкания в одной из секций реклоузер, находящийся на е</w:t>
+        <w:t>Взаимодействие компонентов реализуется через следующую последовательность: при возникновении короткого замыкания в одной из секций реклоузер, находящийся на ее входе, фиксирует превышение тока сверх установленного порога, инициирует защиту (с временной выдержкой в зависимости от типа повреждения) и отключает секцию. Одновременно передает сигнал тревоги в ИКЗ, которая переформатирует информацию и отправляет в SCADA. SCADA, получив сигнал, информирует оператора ЦДП о номере испорченной секции, проводит логический анализ (определяет, произойдет ли самоустранение через АПВ или повреждение устойчиво), и при необходимости выдает команду на локализацию (блокировку повторных АПВ, включение резервного питания потребителей категории I). Этот цикл обеспечивает сокращение времени неопределенности с часов (в базовом варианте) до минут и повышает долю потребителей, остающихся подключенными при локальных авариях.</w:t>
       </w:r>
       <w:r>
         <w:rPr>
@@ -11499,7 +11475,6 @@
           <w:sz w:val="28"/>
           <w:lang w:val="ru-RU"/>
         </w:rPr>
-        <w:t>е</w:t>
       </w:r>
       <w:r>
         <w:rPr>
@@ -11509,7 +11484,6 @@
           <w:color w:val="000000"/>
           <w:sz w:val="28"/>
         </w:rPr>
-        <w:t xml:space="preserve"> входе, фиксирует превышение тока сверх установленного порога, инициирует защиту (с временной выдержкой в зависимости от типа повреждения) и отключает секцию. Одновременно переда</w:t>
       </w:r>
       <w:r>
         <w:rPr>
@@ -11520,7 +11494,6 @@
           <w:sz w:val="28"/>
           <w:lang w:val="ru-RU"/>
         </w:rPr>
-        <w:t>е</w:t>
       </w:r>
       <w:r>
         <w:rPr>
@@ -11530,7 +11503,6 @@
           <w:color w:val="000000"/>
           <w:sz w:val="28"/>
         </w:rPr>
-        <w:t>т сигнал тревоги в ИКЗ, которая переформатирует информацию и отправляет в SCADA. SCADA, получив сигнал, информирует оператора ЦДП о номере испорченной секции, проводит логический анализ (определяет, произойд</w:t>
       </w:r>
       <w:r>
         <w:rPr>
@@ -11541,7 +11513,6 @@
           <w:sz w:val="28"/>
           <w:lang w:val="ru-RU"/>
         </w:rPr>
-        <w:t>е</w:t>
       </w:r>
       <w:r>
         <w:rPr>
@@ -11551,7 +11522,6 @@
           <w:color w:val="000000"/>
           <w:sz w:val="28"/>
         </w:rPr>
-        <w:t>т ли самоустранение через АПВ или повреждение устойчиво), и при необходимости выда</w:t>
       </w:r>
       <w:r>
         <w:rPr>
@@ -11562,7 +11532,6 @@
           <w:sz w:val="28"/>
           <w:lang w:val="ru-RU"/>
         </w:rPr>
-        <w:t>е</w:t>
       </w:r>
       <w:r>
         <w:rPr>
@@ -11572,7 +11541,6 @@
           <w:color w:val="000000"/>
           <w:sz w:val="28"/>
         </w:rPr>
-        <w:t>т команду на локализацию (блокировку повторных АПВ, включение резервного питания потребителей категории I). Данный цикл обеспечивает сокращение времени неопредел</w:t>
       </w:r>
       <w:r>
         <w:rPr>
@@ -11583,7 +11551,6 @@
           <w:sz w:val="28"/>
           <w:lang w:val="ru-RU"/>
         </w:rPr>
-        <w:t>е</w:t>
       </w:r>
       <w:r>
         <w:rPr>
@@ -11593,7 +11560,6 @@
           <w:color w:val="000000"/>
           <w:sz w:val="28"/>
         </w:rPr>
-        <w:t>нности с часов (в базовом варианте) до минут и повышает долю потребителей, остающихся подключ</w:t>
       </w:r>
       <w:r>
         <w:rPr>
@@ -11604,7 +11570,6 @@
           <w:sz w:val="28"/>
           <w:lang w:val="ru-RU"/>
         </w:rPr>
-        <w:t>е</w:t>
       </w:r>
       <w:r>
         <w:rPr>
@@ -11614,7 +11579,6 @@
           <w:color w:val="000000"/>
           <w:sz w:val="28"/>
         </w:rPr>
-        <w:t>нными при локальных авариях.</w:t>
       </w:r>
     </w:p>
     <w:p>
@@ -11632,7 +11596,7 @@
           <w:color w:val="000000"/>
           <w:sz w:val="28"/>
         </w:rPr>
-        <w:t>Реклоузер РиМ-РВ рассматривается для данного объекта по совокупности следующих критериев:</w:t>
+        <w:t>Реклоузер РиМ-РВ рассматривается для этого объекта по совокупности следующих критериев:</w:t>
       </w:r>
     </w:p>
     <w:p>
@@ -11796,7 +11760,7 @@
           <w:rFonts w:ascii="Times New Roman" w:hAnsi="Times New Roman" w:eastAsia="Times New Roman" w:cs="Times New Roman"/>
           <w:sz w:val="28"/>
         </w:rPr>
-        <w:t>Следовательно, при указанных исходных данных номинальный ток 630 А не перекрывает расч</w:t>
+        <w:t>Следовательно, при этих исходных данных номинальный ток 630 А не перекрывает расчетный максимум, что означает необходимость выбора исполнения реклоузера на более высокий длительно допустимый ток либо корректировки исходных нагрузочных параметров при принятии проектного решения.</w:t>
       </w:r>
       <w:r>
         <w:rPr>
@@ -11804,14 +11768,12 @@
           <w:sz w:val="28"/>
           <w:lang w:val="ru-RU"/>
         </w:rPr>
-        <w:t>е</w:t>
       </w:r>
       <w:r>
         <w:rPr>
           <w:rFonts w:ascii="Times New Roman" w:hAnsi="Times New Roman" w:eastAsia="Times New Roman" w:cs="Times New Roman"/>
           <w:sz w:val="28"/>
         </w:rPr>
-        <w:t>тный максимум, что означает необходимость выбора исполнения реклоузера на более высокий длительно допустимый ток либо корректировки исходных нагрузочных параметров при принятии проектного решения.</w:t>
       </w:r>
     </w:p>
     <w:p>
@@ -12302,7 +12264,7 @@
           <w:color w:val="000000"/>
           <w:sz w:val="28"/>
         </w:rPr>
-        <w:t>Для рассматриваемого фидера, проходящего по территории города с интенсивным движением и развитой застройкой, принимается λ₀ = 1,0 пов/(км·год).</w:t>
+        <w:t>Для этого фидера, проходящего по территории города с интенсивным движением и развитой застройкой, принимается λ₀ = 1,0 пов/(км·год).</w:t>
       </w:r>
     </w:p>
     <w:p>
@@ -14764,7 +14726,7 @@
           <w:color w:val="000000"/>
           <w:sz w:val="28"/>
         </w:rPr>
-        <w:t>— Реклоузер Р1 (головной, первая секция): км 0+600 от шин подстанции «Центральная», опора № 4. Позиция выбрана с учетом расположения первой развилки фидера и необходимости обеспечения защиты всей линии от токов КЗ в кабельной части питающей сети подстанции. Расстояние 0,6 км от начала выбрано с целью исключения влияния переходного сопротивления на стороне источника питания. Ток трехфазного КЗ в точке Р1: I_кз(3) = 5840 А.</w:t>
+        <w:t>— Реклоузер Р1 (головной, первая секция): км 0+600 от шин подстанции «Центральная», опора № 4. Позиция выбрана с учетом расположения первой развилки фидера и необходимости обеспечения защиты всей линии от токов КЗ в кабельной части питающей сети подстанции. Расстояние 0,6 км от начала выбрано для исключения влияния переходного сопротивления на стороне источника питания. Ток трехфазного КЗ в точке Р1: I_кз(3) = 5840 А.</w:t>
       </w:r>
     </w:p>
     <w:p>
@@ -16192,7 +16154,7 @@
           <w:color w:val="000000"/>
           <w:sz w:val="28"/>
         </w:rPr>
-        <w:t>Принятая совокупность защит МТЗ, ТО и ОЗЗ обеспечивает селективное отключение повреждений на рассматриваемом участке ВЛ 6–10 кВ.</w:t>
+        <w:t>Принятая совокупность защит МТЗ, ТО и ОЗЗ обеспечивает селективное отключение повреждений на этом участке ВЛ 6–10 кВ.</w:t>
       </w:r>
     </w:p>
     <w:p>
@@ -19012,7 +18974,7 @@
           <w:color w:val="000000"/>
           <w:sz w:val="28"/>
         </w:rPr>
-        <w:t>Программа автоматического повторного включения (АПВ) реклоузеров реализует тр</w:t>
+        <w:t>Программа автоматического повторного включения (АПВ) реклоузеров реализует трехкратный цикл попыток восстановления питания для максимизации самоустранения переходящих КЗ. Программа АПВ базируется на классических исследованиях переходящих повреждений на воздушных линиях среднего напряжения (Fitzgerald, 1982; IEEE C37.06-1997), в которых показано, что большинство переходящих КЗ могут быть устранены при наличии соответствующего времени паузы на восстановление диэлектрических свойств изоляции.</w:t>
       </w:r>
       <w:r>
         <w:rPr>
@@ -19023,7 +18985,6 @@
           <w:sz w:val="28"/>
           <w:lang w:val="ru-RU"/>
         </w:rPr>
-        <w:t>е</w:t>
       </w:r>
       <w:r>
         <w:rPr>
@@ -19033,7 +18994,6 @@
           <w:color w:val="000000"/>
           <w:sz w:val="28"/>
         </w:rPr>
-        <w:t>хкратный цикл попыток восстановления питания с целью максимизации самоустранения переходящих КЗ. Программа АПВ базируется на классических исследованиях переходящих повреждений на воздушных линиях среднего напряжения (Fitzgerald, 1982; IEEE C37.06-1997), в которых показано, что большинство переходящих КЗ могут быть устранены при наличии соответствующего времени паузы на восстановление диэлектрических свойств изоляции.</w:t>
       </w:r>
     </w:p>
     <w:p>
@@ -19577,7 +19537,7 @@
           <w:rFonts w:ascii="Times New Roman" w:hAnsi="Times New Roman" w:eastAsia="Times New Roman" w:cs="Times New Roman"/>
           <w:sz w:val="28"/>
         </w:rPr>
-        <w:t>Расч</w:t>
+        <w:t>Расчетная вероятность успешного АПВ составляет около 61 %, что близко к доле переходящих повреждений, отмеченных по статистике этого фидера. Это значение может быть принято для выбранного алгоритма АПВ.</w:t>
       </w:r>
       <w:r>
         <w:rPr>
@@ -19585,14 +19545,12 @@
           <w:sz w:val="28"/>
           <w:lang w:val="ru-RU"/>
         </w:rPr>
-        <w:t>е</w:t>
       </w:r>
       <w:r>
         <w:rPr>
           <w:rFonts w:ascii="Times New Roman" w:hAnsi="Times New Roman" w:eastAsia="Times New Roman" w:cs="Times New Roman"/>
           <w:sz w:val="28"/>
         </w:rPr>
-        <w:t>тная вероятность успешного АПВ составляет около 61 %, что близко к доле переходящих повреждений, отмеченных по статистике рассматриваемого фидера. Это значение может быть принято для выбранного алгоритма АПВ.</w:t>
       </w:r>
     </w:p>
     <w:p>
@@ -19705,7 +19663,7 @@
           <w:rFonts w:ascii="Times New Roman" w:hAnsi="Times New Roman" w:eastAsia="Times New Roman" w:cs="Times New Roman"/>
           <w:sz w:val="28"/>
         </w:rPr>
-        <w:t>Схема показывает, что взаимодействие полевых устройств с диспетчерским пунктом осуществляется через канал связи, обеспечивающий передачу телеметрии и управляющих команд.</w:t>
+        <w:t>Схема показывает, что взаимодействие полевых устройств с диспетчерским пунктом выполняется через канал связи, обеспечивающий передачу телеметрии и управляющих команд.</w:t>
       </w:r>
     </w:p>
     <w:p>
@@ -21018,7 +20976,7 @@
           <w:color w:val="000000"/>
           <w:sz w:val="28"/>
         </w:rPr>
-        <w:t>Суммарные потери активной мощности в нормальном режиме составляют 79,4 кВт, что соответствует 0,64 % от передаваемой активной мощности (12 400 кВт). Уровень напряжения в конце линии составляет 9 997 В (95,2 % от номинального), что укладывается в допустимый диапазон по ГОСТ 32144-2013 (не ниже 90 % U_ном). Все реклоузеры в нормальном режиме работают в положении «включено» и осуществляют непрерывный мониторинг токов и напряжений, передавая телеметрию в SCADA каждые 10 с [22].</w:t>
+        <w:t>Суммарные потери активной мощности в нормальном режиме составляют 79,4 кВт, что соответствует 0,64 % от передаваемой активной мощности (12 400 кВт). Уровень напряжения в конце линии составляет 9 997 В (95,2 % от номинального), что укладывается в допустимый диапазон по ГОСТ 32144-2013 (не ниже 90 % U_ном). Все реклоузеры в нормальном режиме работают в положении «включено» и выполняют непрерывный мониторинг токов и напряжений, передавая телеметрию в SCADA каждые 10 с [22].</w:t>
       </w:r>
     </w:p>
     <w:p>
@@ -21278,7 +21236,7 @@
           <w:color w:val="000000"/>
           <w:sz w:val="28"/>
         </w:rPr>
-        <w:t>Режим устойчивого повреждения в средней секции (секция 2, между Р2 и Р3). При устойчивом тр</w:t>
+        <w:t>Режим устойчивого повреждения в средней секции (секция 2, между Р2 и Р3). При устойчивом трехфазном КЗ, например при падении опоры линии, реклоузер Р2 блокируется после трех безуспешных АПВ за 215 с. Потребители секций 2 и 3 (11 ТП) обесточены, секция 1 (3 ТП, 3,2 МВА) продолжает работать. В базовом варианте (без реклоузеров) при аналогичном повреждении все 18 ТП были бы обесточены. Автоматизация ограничивает зону нарушения электроснабжения до 61 % потребителей фидера вместо 100 % в базовом варианте.</w:t>
       </w:r>
       <w:r>
         <w:rPr>
@@ -21289,7 +21247,6 @@
           <w:sz w:val="28"/>
           <w:lang w:val="ru-RU"/>
         </w:rPr>
-        <w:t>е</w:t>
       </w:r>
       <w:r>
         <w:rPr>
@@ -21299,7 +21256,6 @@
           <w:color w:val="000000"/>
           <w:sz w:val="28"/>
         </w:rPr>
-        <w:t>хфазном КЗ, например при падении опоры линии, реклоузер Р2 блокируется после тр</w:t>
       </w:r>
       <w:r>
         <w:rPr>
@@ -21310,7 +21266,6 @@
           <w:sz w:val="28"/>
           <w:lang w:val="ru-RU"/>
         </w:rPr>
-        <w:t>е</w:t>
       </w:r>
       <w:r>
         <w:rPr>
@@ -21320,7 +21275,6 @@
           <w:color w:val="000000"/>
           <w:sz w:val="28"/>
         </w:rPr>
-        <w:t>х безуспешных АПВ за 215 с. Потребители секций 2 и 3 (11 ТП) обесточены, секция 1 (3 ТП, 3,2 МВА) продолжает работать. В базовом варианте (без реклоузеров) при аналогичном повреждении все 18 ТП были бы обесточены. Таким образом, автоматизация ограничивает зону нарушения электроснабжения до 61 % потребителей фидера вместо 100 % в базовом варианте.</w:t>
       </w:r>
     </w:p>
     <w:p>
@@ -22328,7 +22282,7 @@
           <w:color w:val="000000"/>
           <w:sz w:val="28"/>
         </w:rPr>
-        <w:t>Режим потери питания от ПС «Центральная». При аварийном отключении питающего трансформатора (или всей секции шин 10 кВ) все реклоузеры остаются в замкнутом положении, поскольку токи КЗ в линии при этом не протекают. Питание восстанавливается устройством АВР на ПС «Центральная» в течение 0,5–1,0 с (переключение с поврежд</w:t>
+        <w:t>Режим потери питания от ПС «Центральная». При аварийном отключении питающего трансформатора (или всей секции шин 10 кВ) все реклоузеры остаются в замкнутом положении, поскольку токи КЗ в линии не протекают. Питание восстанавливается устройством АВР на ПС «Центральная» в течение 0,5–1,0 с (переключение с поврежденного трансформатора на резервный). Вся линия восстанавливается одновременно. Реклоузеры в этом режиме выполняют функцию мониторинга: при пропадании напряжения на их зажимах формируется сигнал «потеря питания», который поступает в SCADA независимо от срабатывания защит ПС.</w:t>
       </w:r>
       <w:r>
         <w:rPr>
@@ -22339,7 +22293,6 @@
           <w:sz w:val="28"/>
           <w:lang w:val="ru-RU"/>
         </w:rPr>
-        <w:t>е</w:t>
       </w:r>
       <w:r>
         <w:rPr>
@@ -22349,7 +22302,6 @@
           <w:color w:val="000000"/>
           <w:sz w:val="28"/>
         </w:rPr>
-        <w:t>нного трансформатора на резервный). Вся линия восстанавливается одновременно. Реклоузеры в этом режиме выполняют функцию мониторинга: при пропадании напряжения на их зажимах формируется сигнал «потеря питания», который поступает в SCADA независимо от срабатывания защит ПС.</w:t>
       </w:r>
     </w:p>
     <w:p>
@@ -32583,7 +32535,7 @@
           <w:color w:val="000000"/>
           <w:sz w:val="28"/>
         </w:rPr>
-        <w:t>С практической точки зрения проект относится к B2B-сегменту и ориентирован на два типа заказчиков: сетевые компании и крупные промышленные потребители с собственными сетями среднего напряжения. Коммерчески жизнеспособной формой предложения является комплексное внедрение, включающее проектирование, поставку оборудования, монтаж, пусконаладочные работы и интеграцию в существующую систему диспетчерского управления. Для рассматриваемого в ВКР объекта подтвержд</w:t>
+        <w:t>С практической точки зрения проект относится к B2B-сегменту и ориентирован на два типа заказчиков: сетевые компании и крупные промышленные потребители с собственными сетями среднего напряжения. Коммерчески жизнеспособной формой предложения является комплексное внедрение, включающее проектирование, поставку оборудования, монтаж, пусконаладочные работы и интеграцию в существующую систему диспетчерского управления. Для этого в ВКР объекта подтвержденный расчетом объем капитальных затрат составляет 3 178 тыс. руб.; иные укрупненные оценки пилотного бюджета требуют самостоятельного технико-экономического обоснования применительно к составу поставки и условиям конкретного объекта.</w:t>
       </w:r>
       <w:r>
         <w:rPr>
@@ -32594,7 +32546,6 @@
           <w:sz w:val="28"/>
           <w:lang w:val="ru-RU"/>
         </w:rPr>
-        <w:t>е</w:t>
       </w:r>
       <w:r>
         <w:rPr>
@@ -32604,7 +32555,6 @@
           <w:color w:val="000000"/>
           <w:sz w:val="28"/>
         </w:rPr>
-        <w:t>нный расч</w:t>
       </w:r>
       <w:r>
         <w:rPr>
@@ -32615,7 +32565,6 @@
           <w:sz w:val="28"/>
           <w:lang w:val="ru-RU"/>
         </w:rPr>
-        <w:t>е</w:t>
       </w:r>
       <w:r>
         <w:rPr>
@@ -32625,7 +32574,6 @@
           <w:color w:val="000000"/>
           <w:sz w:val="28"/>
         </w:rPr>
-        <w:t>том объ</w:t>
       </w:r>
       <w:r>
         <w:rPr>
@@ -32636,7 +32584,6 @@
           <w:sz w:val="28"/>
           <w:lang w:val="ru-RU"/>
         </w:rPr>
-        <w:t>е</w:t>
       </w:r>
       <w:r>
         <w:rPr>
@@ -32646,7 +32593,6 @@
           <w:color w:val="000000"/>
           <w:sz w:val="28"/>
         </w:rPr>
-        <w:t>м капитальных затрат составляет 3 178 тыс. руб.; иные укрупн</w:t>
       </w:r>
       <w:r>
         <w:rPr>
@@ -32657,7 +32603,6 @@
           <w:sz w:val="28"/>
           <w:lang w:val="ru-RU"/>
         </w:rPr>
-        <w:t>е</w:t>
       </w:r>
       <w:r>
         <w:rPr>
@@ -32667,7 +32612,6 @@
           <w:color w:val="000000"/>
           <w:sz w:val="28"/>
         </w:rPr>
-        <w:t>нные оценки пилотного бюджета требуют самостоятельного технико-экономического обоснования применительно к составу поставки и условиям конкретного объекта.</w:t>
       </w:r>
     </w:p>
     <w:p>
@@ -32752,7 +32696,7 @@
           <w:color w:val="000000"/>
           <w:sz w:val="28"/>
         </w:rPr>
-        <w:t>Конкурентная среда. На российском рынке реклоузеров и систем автоматизации ВЛ 6–10 кВ можно выделить три группы игроков. Первая — «Таврида Электрик» (Москва), производящая вакуумные реклоузеры серии РВА/TEL (Rec15): цена комплекта с функцией коммерческого уч</w:t>
+        <w:t>Конкурентная среда. На российском рынке реклоузеров и систем автоматизации ВЛ 6–10 кВ можно выделить три группы игроков. Первая — «Таврида Электрик» (Москва), производящая вакуумные реклоузеры серии РВА/TEL (Rec15): цена комплекта с функцией коммерческого учета составляет около 600 тыс. руб., устройства поддерживают МЭК 61850, однако являются наиболее дорогостоящими в категории. Вторая — производители на базе бюджетных вакуумных выключателей (ТяжМашТрейд ПСС-10, «Росвакуум» ВВР-10): базовая комплектация начинается от 420 тыс. руб., однако готовых комплексных решений с SCADA-интеграцией они не предлагают. Третья — международные поставщики: реклоузеры NOJA Power серии OSM15 широко применялись ПАО «Россети» до 2022 года, но сейчас малодоступны вследствие ограничений поставок и технического сопровождения. Ключевое конкурентное преимущество решения на базе РиМ-РВ — полная совместимость с действующей российской инфраструктурой, соответствие требованиям ТО 34.01-2.2-032-2017 ПАО «Россети» и отсутствие зависимости от иностранных сервисных цепочек. Прямых отечественных аналогов в формате комплексного решения «под ключ» (реклоузер + ИКЗ + дистанционно управляемый разъединитель + SCADA) на рынке не представлено.</w:t>
       </w:r>
       <w:r>
         <w:rPr>
@@ -32763,7 +32707,6 @@
           <w:sz w:val="28"/>
           <w:lang w:val="ru-RU"/>
         </w:rPr>
-        <w:t>е</w:t>
       </w:r>
       <w:r>
         <w:rPr>
@@ -32773,7 +32716,6 @@
           <w:color w:val="000000"/>
           <w:sz w:val="28"/>
         </w:rPr>
-        <w:t>та составляет около 600 тыс. руб., устройства поддерживают МЭК 61850, однако являются наиболее дорогостоящими в категории. Вторая — производители на базе бюджетных вакуумных выключателей (ТяжМашТрейд ПСС-10, «Росвакуум» ВВР-10): базовая комплектация начинается от 420 тыс. руб., однако готовых комплексных решений с SCADA-интеграцией они не предлагают. Третья — международные поставщики: реклоузеры NOJA Power серии OSM15 широко применялись ПАО «Россети» до 2022 года, но в настоящее время малодоступны вследствие ограничений поставок и технического сопровождения. Ключевое конкурентное преимущество решения на базе РиМ-РВ — полная совместимость с действующей российской инфраструктурой, соответствие требованиям ТО 34.01-2.2-032-2017 ПАО «Россети» и отсутствие зависимости от иностранных сервисных цепочек. Прямых отечественных аналогов в формате комплексного решения «под ключ» (реклоузер + ИКЗ + дистанционно управляемый разъединитель + SCADA) на рынке не представлено.</w:t>
       </w:r>
     </w:p>
     <w:p>
@@ -33160,7 +33102,7 @@
           <w:color w:val="000000"/>
           <w:sz w:val="28"/>
         </w:rPr>
-        <w:t>При реализации проекта следует учитывать технологические, организационные и рыночные риски. Ключевыми для рассматриваемого решения являются совместимость с действующими системами телемеханики, устойчивость каналов связи, сроки согласования с сетевой организацией и полнота сервисной поддержки оборудования. Снижение этих рисков обеспечивается применением стандартизованных протоколов обмена, предварительным обследованием объекта, модульной архитектурой системы и поэтапным вводом в эксплуатацию.</w:t>
+        <w:t>При реализации проекта следует учитывать технологические, организационные и рыночные риски. Ключевыми для этого решения являются совместимость с действующими системами телемеханики, устойчивость каналов связи, сроки согласования с сетевой организацией и полнота сервисной поддержки оборудования. Снижение этих рисков обеспечивается применением стандартизованных протоколов обмена, предварительным обследованием объекта, модульной архитектурой системы и поэтапным вводом в эксплуатацию.</w:t>
       </w:r>
     </w:p>
     <w:p>
@@ -33886,7 +33828,7 @@
           <w:color w:val="000000"/>
           <w:sz w:val="28"/>
         </w:rPr>
-        <w:t>Таким образом, в главе 3 подтверждено, что автоматизация рассматриваемого участка воздушной линии с применением реклоузеров обеспечивает снижение SAIDI, SAIFI и ENS по сравнению с исходной схемой, а также сохраняет положительные показатели экономической эффективности при принятых параметрах расчета. Проведенный анализ чувствительности и рассмотрение вариантов финансирования показывают практическую реализуемость проекта, однако его внедрение требует учета рисков, связанных с интеграцией в SCADA, качеством каналов связи и организацией сервисной поддержки.</w:t>
+        <w:t>В главе 3 подтверждено, что автоматизация этого участка воздушной линии с применением реклоузеров обеспечивает снижение SAIDI, SAIFI и ENS по сравнению с исходной схемой, а также сохраняет положительные показатели экономической эффективности при принятых параметрах расчета. Проведенный анализ чувствительности и рассмотрение вариантов финансирования показывают практическую реализуемость проекта, однако его внедрение требует учета рисков, связанных с интеграцией в SCADA, качеством каналов связи и организацией сервисной поддержки.</w:t>
       </w:r>
     </w:p>
     <w:p>
@@ -33991,7 +33933,7 @@
           <w:color w:val="000000"/>
           <w:sz w:val="28"/>
         </w:rPr>
-        <w:t>Для последующей коммерциализации предусмотрена защита результатов интеллектуальной деятельности по трем направлениям. Алгоритм диагностики и управления подлежит регистрации как программа для ЭВМ в Роспатенте (ФИПС) в соответствии со ст. 1262 ГК РФ; срок регистрации составляет 2 месяца, государственная пошлина — 3 000 руб. Схемотехническое и конструктивное исполнение узлов автоматизации защищается патентом на полезную модель: срок охраны — 10 лет с приоритетом даты подачи, пошлина за подачу заявки — 1 400 руб., за проведение экспертизы — 8 500 руб. (ставки установлены Постановлением Правительства РФ от 10.12.2008 № 941). Инженерные схемы и техническая документация охраняются авторским правом по ст. 1259 ГК РФ с момента создания без какой-либо регистрации; для фиксации приоритета достаточно нотариально заверенной цифровой копии. Совокупность указанных мер обеспечивает правовую охрану на уровнях программного кода, конструктивного исполнения и документации, что создает комплексный барьер для воспроизведения полного решения конкурентами [35-38].</w:t>
+        <w:t>Для последующей коммерциализации предусмотрена защита результатов интеллектуальной деятельности по трем направлениям. Алгоритм диагностики и управления подлежит регистрации как программа для ЭВМ в Роспатенте (ФИПС) в соответствии со ст. 1262 ГК РФ; срок регистрации составляет 2 месяца, государственная пошлина — 3 000 руб. Схемотехническое и конструктивное исполнение узлов автоматизации защищается патентом на полезную модель: срок охраны — 10 лет с приоритетом даты подачи, пошлина за подачу заявки — 1 400 руб., за проведение экспертизы — 8 500 руб. (ставки установлены Постановлением Правительства РФ от 10.12.2008 № 941). Инженерные схемы и техническая документация охраняются авторским правом по ст. 1259 ГК РФ с момента создания без какой-либо регистрации; для фиксации приоритета достаточно нотариально заверенной цифровой копии. Совокупность этих мер обеспечивает правовую охрану на уровнях программного кода, конструктивного исполнения и документации, что создает комплексный барьер для воспроизведения полного решения конкурентами [35-38].</w:t>
       </w:r>
     </w:p>
     <w:p>
@@ -34009,7 +33951,7 @@
           <w:color w:val="000000"/>
           <w:sz w:val="28"/>
         </w:rPr>
-        <w:t>Перспективными направлениями развития темы являются: интеграция разработанной системы с АИИС КУЭ для автоматизированного уч</w:t>
+        <w:t>Перспективными направлениями развития темы являются: интеграция разработанной системы с АИИС КУЭ для автоматизированного учета электроэнергии; применение адаптивных алгоритмов распознавания вида повреждения на основе нейросетевых методов для повышения точности АПВ; расширение зоны секционирования до пяти–шести секций при замене существующих проводов на самонесущий изолированный провод и увеличении интенсивности грозовой деятельности в регионе эксплуатации.</w:t>
       </w:r>
       <w:r>
         <w:rPr>
@@ -34020,7 +33962,6 @@
           <w:sz w:val="28"/>
           <w:lang w:val="ru-RU"/>
         </w:rPr>
-        <w:t>е</w:t>
       </w:r>
       <w:r>
         <w:rPr>
@@ -34030,7 +33971,6 @@
           <w:color w:val="000000"/>
           <w:sz w:val="28"/>
         </w:rPr>
-        <w:t>та электроэнергии; применение адаптивных алгоритмов распознавания вида повреждения на основе нейросетевых методов с целью повышения точности АПВ; расширение зоны секционирования до пяти–шести секций при замене существующих проводов на самонесущий изолированный провод и увеличении интенсивности грозовой деятельности в регионе эксплуатации.</w:t>
       </w:r>
     </w:p>
     <w:p>
